--- a/e3/reading/docs/wk04-text-types-reference-sheet.docx
+++ b/e3/reading/docs/wk04-text-types-reference-sheet.docx
@@ -4,6 +4,7 @@
   <w:body>
     <w:p>
       <w:pPr>
+        <w:spacing w:before="0" w:after="60" w:line="240" w:lineRule="auto"/>
         <w:jc w:val="right"/>
       </w:pPr>
       <w:r>
@@ -43,6 +44,7 @@
     <w:p>
       <w:pPr>
         <w:pStyle w:val="Heading1"/>
+        <w:spacing w:before="120" w:after="40" w:line="240" w:lineRule="auto"/>
       </w:pPr>
       <w:r>
         <w:t xml:space="preserve">Text types</w:t>
@@ -78,7 +80,9 @@
             <w:shd w:val="clear" w:color="auto" w:fill="F2F2F2"/>
           </w:tcPr>
           <w:p>
-            <w:pPr/>
+            <w:pPr>
+              <w:spacing w:before="0" w:after="60" w:line="240" w:lineRule="auto"/>
+            </w:pPr>
             <w:r>
               <w:t xml:space="preserve">Picture</w:t>
             </w:r>
@@ -90,7 +94,9 @@
             <w:shd w:val="clear" w:color="auto" w:fill="F2F2F2"/>
           </w:tcPr>
           <w:p>
-            <w:pPr/>
+            <w:pPr>
+              <w:spacing w:before="0" w:after="60" w:line="240" w:lineRule="auto"/>
+            </w:pPr>
             <w:r>
               <w:t xml:space="preserve">Text type</w:t>
             </w:r>
@@ -102,7 +108,9 @@
             <w:shd w:val="clear" w:color="auto" w:fill="F2F2F2"/>
           </w:tcPr>
           <w:p>
-            <w:pPr/>
+            <w:pPr>
+              <w:spacing w:before="0" w:after="60" w:line="240" w:lineRule="auto"/>
+            </w:pPr>
             <w:r>
               <w:t xml:space="preserve">Simple explanation</w:t>
             </w:r>
@@ -115,7 +123,9 @@
             <w:tcW w:w="2460" w:type="dxa"/>
           </w:tcPr>
           <w:p>
-            <w:pPr/>
+            <w:pPr>
+              <w:spacing w:before="0" w:after="60" w:line="240" w:lineRule="auto"/>
+            </w:pPr>
             <w:r>
               <w:drawing>
                 <wp:inline distT="0" distB="0" distL="0" distR="0">
@@ -156,7 +166,9 @@
             <w:tcW w:w="1716" w:type="dxa"/>
           </w:tcPr>
           <w:p>
-            <w:pPr/>
+            <w:pPr>
+              <w:spacing w:before="0" w:after="60" w:line="240" w:lineRule="auto"/>
+            </w:pPr>
             <w:r>
               <w:t xml:space="preserve">email</w:t>
             </w:r>
@@ -167,7 +179,9 @@
             <w:tcW w:w="5183" w:type="dxa"/>
           </w:tcPr>
           <w:p>
-            <w:pPr/>
+            <w:pPr>
+              <w:spacing w:before="0" w:after="60" w:line="240" w:lineRule="auto"/>
+            </w:pPr>
             <w:r>
               <w:t xml:space="preserve">a long message sent on a computer or phone</w:t>
             </w:r>
@@ -180,7 +194,9 @@
             <w:tcW w:w="2460" w:type="dxa"/>
           </w:tcPr>
           <w:p>
-            <w:pPr/>
+            <w:pPr>
+              <w:spacing w:before="0" w:after="60" w:line="240" w:lineRule="auto"/>
+            </w:pPr>
             <w:r>
               <w:drawing>
                 <wp:inline distT="0" distB="0" distL="0" distR="0">
@@ -221,7 +237,9 @@
             <w:tcW w:w="1716" w:type="dxa"/>
           </w:tcPr>
           <w:p>
-            <w:pPr/>
+            <w:pPr>
+              <w:spacing w:before="0" w:after="60" w:line="240" w:lineRule="auto"/>
+            </w:pPr>
             <w:r>
               <w:t xml:space="preserve">letter</w:t>
             </w:r>
@@ -232,7 +250,9 @@
             <w:tcW w:w="5183" w:type="dxa"/>
           </w:tcPr>
           <w:p>
-            <w:pPr/>
+            <w:pPr>
+              <w:spacing w:before="0" w:after="60" w:line="240" w:lineRule="auto"/>
+            </w:pPr>
             <w:r>
               <w:t xml:space="preserve">a message on paper, sent by post</w:t>
             </w:r>
@@ -245,7 +265,9 @@
             <w:tcW w:w="2460" w:type="dxa"/>
           </w:tcPr>
           <w:p>
-            <w:pPr/>
+            <w:pPr>
+              <w:spacing w:before="0" w:after="60" w:line="240" w:lineRule="auto"/>
+            </w:pPr>
             <w:r>
               <w:drawing>
                 <wp:inline distT="0" distB="0" distL="0" distR="0">
@@ -286,7 +308,9 @@
             <w:tcW w:w="1716" w:type="dxa"/>
           </w:tcPr>
           <w:p>
-            <w:pPr/>
+            <w:pPr>
+              <w:spacing w:before="0" w:after="60" w:line="240" w:lineRule="auto"/>
+            </w:pPr>
             <w:r>
               <w:t xml:space="preserve">text message</w:t>
             </w:r>
@@ -297,7 +321,9 @@
             <w:tcW w:w="5183" w:type="dxa"/>
           </w:tcPr>
           <w:p>
-            <w:pPr/>
+            <w:pPr>
+              <w:spacing w:before="0" w:after="60" w:line="240" w:lineRule="auto"/>
+            </w:pPr>
             <w:r>
               <w:t xml:space="preserve">a short message on a phone</w:t>
             </w:r>
@@ -310,7 +336,9 @@
             <w:tcW w:w="2460" w:type="dxa"/>
           </w:tcPr>
           <w:p>
-            <w:pPr/>
+            <w:pPr>
+              <w:spacing w:before="0" w:after="60" w:line="240" w:lineRule="auto"/>
+            </w:pPr>
             <w:r>
               <w:drawing>
                 <wp:inline distT="0" distB="0" distL="0" distR="0">
@@ -351,7 +379,9 @@
             <w:tcW w:w="1716" w:type="dxa"/>
           </w:tcPr>
           <w:p>
-            <w:pPr/>
+            <w:pPr>
+              <w:spacing w:before="0" w:after="60" w:line="240" w:lineRule="auto"/>
+            </w:pPr>
             <w:r>
               <w:t xml:space="preserve">note</w:t>
             </w:r>
@@ -362,7 +392,9 @@
             <w:tcW w:w="5183" w:type="dxa"/>
           </w:tcPr>
           <w:p>
-            <w:pPr/>
+            <w:pPr>
+              <w:spacing w:before="0" w:after="60" w:line="240" w:lineRule="auto"/>
+            </w:pPr>
             <w:r>
               <w:t xml:space="preserve">a short message on paper for someone</w:t>
             </w:r>
@@ -375,7 +407,9 @@
             <w:tcW w:w="2460" w:type="dxa"/>
           </w:tcPr>
           <w:p>
-            <w:pPr/>
+            <w:pPr>
+              <w:spacing w:before="0" w:after="60" w:line="240" w:lineRule="auto"/>
+            </w:pPr>
             <w:r>
               <w:drawing>
                 <wp:inline distT="0" distB="0" distL="0" distR="0">
@@ -416,7 +450,9 @@
             <w:tcW w:w="1716" w:type="dxa"/>
           </w:tcPr>
           <w:p>
-            <w:pPr/>
+            <w:pPr>
+              <w:spacing w:before="0" w:after="60" w:line="240" w:lineRule="auto"/>
+            </w:pPr>
             <w:r>
               <w:t xml:space="preserve">notice</w:t>
             </w:r>
@@ -427,7 +463,9 @@
             <w:tcW w:w="5183" w:type="dxa"/>
           </w:tcPr>
           <w:p>
-            <w:pPr/>
+            <w:pPr>
+              <w:spacing w:before="0" w:after="60" w:line="240" w:lineRule="auto"/>
+            </w:pPr>
             <w:r>
               <w:t xml:space="preserve">information on a wall or board for everyone to read</w:t>
             </w:r>
@@ -440,7 +478,9 @@
             <w:tcW w:w="2460" w:type="dxa"/>
           </w:tcPr>
           <w:p>
-            <w:pPr/>
+            <w:pPr>
+              <w:spacing w:before="0" w:after="60" w:line="240" w:lineRule="auto"/>
+            </w:pPr>
             <w:r>
               <w:drawing>
                 <wp:inline distT="0" distB="0" distL="0" distR="0">
@@ -481,7 +521,9 @@
             <w:tcW w:w="1716" w:type="dxa"/>
           </w:tcPr>
           <w:p>
-            <w:pPr/>
+            <w:pPr>
+              <w:spacing w:before="0" w:after="60" w:line="240" w:lineRule="auto"/>
+            </w:pPr>
             <w:r>
               <w:t xml:space="preserve">poster</w:t>
             </w:r>
@@ -492,7 +534,9 @@
             <w:tcW w:w="5183" w:type="dxa"/>
           </w:tcPr>
           <w:p>
-            <w:pPr/>
+            <w:pPr>
+              <w:spacing w:before="0" w:after="60" w:line="240" w:lineRule="auto"/>
+            </w:pPr>
             <w:r>
               <w:t xml:space="preserve">a big paper on a wall with pictures and information</w:t>
             </w:r>
@@ -505,7 +549,9 @@
             <w:tcW w:w="2460" w:type="dxa"/>
           </w:tcPr>
           <w:p>
-            <w:pPr/>
+            <w:pPr>
+              <w:spacing w:before="0" w:after="60" w:line="240" w:lineRule="auto"/>
+            </w:pPr>
             <w:r>
               <w:drawing>
                 <wp:inline distT="0" distB="0" distL="0" distR="0">
@@ -546,7 +592,9 @@
             <w:tcW w:w="1716" w:type="dxa"/>
           </w:tcPr>
           <w:p>
-            <w:pPr/>
+            <w:pPr>
+              <w:spacing w:before="0" w:after="60" w:line="240" w:lineRule="auto"/>
+            </w:pPr>
             <w:r>
               <w:t xml:space="preserve">leaflet</w:t>
             </w:r>
@@ -557,7 +605,9 @@
             <w:tcW w:w="5183" w:type="dxa"/>
           </w:tcPr>
           <w:p>
-            <w:pPr/>
+            <w:pPr>
+              <w:spacing w:before="0" w:after="60" w:line="240" w:lineRule="auto"/>
+            </w:pPr>
             <w:r>
               <w:t xml:space="preserve">a small paper with information, often free</w:t>
             </w:r>
@@ -570,7 +620,9 @@
             <w:tcW w:w="2460" w:type="dxa"/>
           </w:tcPr>
           <w:p>
-            <w:pPr/>
+            <w:pPr>
+              <w:spacing w:before="0" w:after="60" w:line="240" w:lineRule="auto"/>
+            </w:pPr>
             <w:r>
               <w:drawing>
                 <wp:inline distT="0" distB="0" distL="0" distR="0">
@@ -611,7 +663,9 @@
             <w:tcW w:w="1716" w:type="dxa"/>
           </w:tcPr>
           <w:p>
-            <w:pPr/>
+            <w:pPr>
+              <w:spacing w:before="0" w:after="60" w:line="240" w:lineRule="auto"/>
+            </w:pPr>
             <w:r>
               <w:t xml:space="preserve">advert</w:t>
             </w:r>
@@ -622,7 +676,9 @@
             <w:tcW w:w="5183" w:type="dxa"/>
           </w:tcPr>
           <w:p>
-            <w:pPr/>
+            <w:pPr>
+              <w:spacing w:before="0" w:after="60" w:line="240" w:lineRule="auto"/>
+            </w:pPr>
             <w:r>
               <w:t xml:space="preserve">it tries to sell you something</w:t>
             </w:r>
@@ -635,7 +691,9 @@
             <w:tcW w:w="2460" w:type="dxa"/>
           </w:tcPr>
           <w:p>
-            <w:pPr/>
+            <w:pPr>
+              <w:spacing w:before="0" w:after="60" w:line="240" w:lineRule="auto"/>
+            </w:pPr>
             <w:r>
               <w:drawing>
                 <wp:inline distT="0" distB="0" distL="0" distR="0">
@@ -676,7 +734,9 @@
             <w:tcW w:w="1716" w:type="dxa"/>
           </w:tcPr>
           <w:p>
-            <w:pPr/>
+            <w:pPr>
+              <w:spacing w:before="0" w:after="60" w:line="240" w:lineRule="auto"/>
+            </w:pPr>
             <w:r>
               <w:t xml:space="preserve">article</w:t>
             </w:r>
@@ -687,7 +747,9 @@
             <w:tcW w:w="5183" w:type="dxa"/>
           </w:tcPr>
           <w:p>
-            <w:pPr/>
+            <w:pPr>
+              <w:spacing w:before="0" w:after="60" w:line="240" w:lineRule="auto"/>
+            </w:pPr>
             <w:r>
               <w:t xml:space="preserve">a text in a newspaper or magazine</w:t>
             </w:r>
@@ -700,7 +762,9 @@
             <w:tcW w:w="2460" w:type="dxa"/>
           </w:tcPr>
           <w:p>
-            <w:pPr/>
+            <w:pPr>
+              <w:spacing w:before="0" w:after="60" w:line="240" w:lineRule="auto"/>
+            </w:pPr>
             <w:r>
               <w:drawing>
                 <wp:inline distT="0" distB="0" distL="0" distR="0">
@@ -741,7 +805,9 @@
             <w:tcW w:w="1716" w:type="dxa"/>
           </w:tcPr>
           <w:p>
-            <w:pPr/>
+            <w:pPr>
+              <w:spacing w:before="0" w:after="60" w:line="240" w:lineRule="auto"/>
+            </w:pPr>
             <w:r>
               <w:t xml:space="preserve">web page</w:t>
             </w:r>
@@ -752,7 +818,9 @@
             <w:tcW w:w="5183" w:type="dxa"/>
           </w:tcPr>
           <w:p>
-            <w:pPr/>
+            <w:pPr>
+              <w:spacing w:before="0" w:after="60" w:line="240" w:lineRule="auto"/>
+            </w:pPr>
             <w:r>
               <w:t xml:space="preserve">a page on the internet</w:t>
             </w:r>
@@ -765,7 +833,9 @@
             <w:tcW w:w="2460" w:type="dxa"/>
           </w:tcPr>
           <w:p>
-            <w:pPr/>
+            <w:pPr>
+              <w:spacing w:before="0" w:after="60" w:line="240" w:lineRule="auto"/>
+            </w:pPr>
             <w:r>
               <w:drawing>
                 <wp:inline distT="0" distB="0" distL="0" distR="0">
@@ -806,7 +876,9 @@
             <w:tcW w:w="1716" w:type="dxa"/>
           </w:tcPr>
           <w:p>
-            <w:pPr/>
+            <w:pPr>
+              <w:spacing w:before="0" w:after="60" w:line="240" w:lineRule="auto"/>
+            </w:pPr>
             <w:r>
               <w:t xml:space="preserve">review</w:t>
             </w:r>
@@ -817,7 +889,9 @@
             <w:tcW w:w="5183" w:type="dxa"/>
           </w:tcPr>
           <w:p>
-            <w:pPr/>
+            <w:pPr>
+              <w:spacing w:before="0" w:after="60" w:line="240" w:lineRule="auto"/>
+            </w:pPr>
             <w:r>
               <w:t xml:space="preserve">someone's opinion of a film, book, restaurant or product</w:t>
             </w:r>
@@ -830,7 +904,9 @@
             <w:tcW w:w="2460" w:type="dxa"/>
           </w:tcPr>
           <w:p>
-            <w:pPr/>
+            <w:pPr>
+              <w:spacing w:before="0" w:after="60" w:line="240" w:lineRule="auto"/>
+            </w:pPr>
             <w:r>
               <w:drawing>
                 <wp:inline distT="0" distB="0" distL="0" distR="0">
@@ -871,7 +947,9 @@
             <w:tcW w:w="1716" w:type="dxa"/>
           </w:tcPr>
           <w:p>
-            <w:pPr/>
+            <w:pPr>
+              <w:spacing w:before="0" w:after="60" w:line="240" w:lineRule="auto"/>
+            </w:pPr>
             <w:r>
               <w:t xml:space="preserve">instructions</w:t>
             </w:r>
@@ -882,7 +960,9 @@
             <w:tcW w:w="5183" w:type="dxa"/>
           </w:tcPr>
           <w:p>
-            <w:pPr/>
+            <w:pPr>
+              <w:spacing w:before="0" w:after="60" w:line="240" w:lineRule="auto"/>
+            </w:pPr>
             <w:r>
               <w:t xml:space="preserve">steps that tell you how to do something</w:t>
             </w:r>
@@ -895,7 +975,9 @@
             <w:tcW w:w="2460" w:type="dxa"/>
           </w:tcPr>
           <w:p>
-            <w:pPr/>
+            <w:pPr>
+              <w:spacing w:before="0" w:after="60" w:line="240" w:lineRule="auto"/>
+            </w:pPr>
             <w:r>
               <w:drawing>
                 <wp:inline distT="0" distB="0" distL="0" distR="0">
@@ -936,7 +1018,9 @@
             <w:tcW w:w="1716" w:type="dxa"/>
           </w:tcPr>
           <w:p>
-            <w:pPr/>
+            <w:pPr>
+              <w:spacing w:before="0" w:after="60" w:line="240" w:lineRule="auto"/>
+            </w:pPr>
             <w:r>
               <w:t xml:space="preserve">recipe</w:t>
             </w:r>
@@ -947,7 +1031,9 @@
             <w:tcW w:w="5183" w:type="dxa"/>
           </w:tcPr>
           <w:p>
-            <w:pPr/>
+            <w:pPr>
+              <w:spacing w:before="0" w:after="60" w:line="240" w:lineRule="auto"/>
+            </w:pPr>
             <w:r>
               <w:t xml:space="preserve">it tells you how to cook something</w:t>
             </w:r>
@@ -960,7 +1046,9 @@
             <w:tcW w:w="2460" w:type="dxa"/>
           </w:tcPr>
           <w:p>
-            <w:pPr/>
+            <w:pPr>
+              <w:spacing w:before="0" w:after="60" w:line="240" w:lineRule="auto"/>
+            </w:pPr>
             <w:r>
               <w:drawing>
                 <wp:inline distT="0" distB="0" distL="0" distR="0">
@@ -1001,7 +1089,9 @@
             <w:tcW w:w="1716" w:type="dxa"/>
           </w:tcPr>
           <w:p>
-            <w:pPr/>
+            <w:pPr>
+              <w:spacing w:before="0" w:after="60" w:line="240" w:lineRule="auto"/>
+            </w:pPr>
             <w:r>
               <w:t xml:space="preserve">form</w:t>
             </w:r>
@@ -1012,7 +1102,9 @@
             <w:tcW w:w="5183" w:type="dxa"/>
           </w:tcPr>
           <w:p>
-            <w:pPr/>
+            <w:pPr>
+              <w:spacing w:before="0" w:after="60" w:line="240" w:lineRule="auto"/>
+            </w:pPr>
             <w:r>
               <w:t xml:space="preserve">you write your details in the boxes</w:t>
             </w:r>
@@ -1025,7 +1117,9 @@
             <w:tcW w:w="2460" w:type="dxa"/>
           </w:tcPr>
           <w:p>
-            <w:pPr/>
+            <w:pPr>
+              <w:spacing w:before="0" w:after="60" w:line="240" w:lineRule="auto"/>
+            </w:pPr>
             <w:r>
               <w:drawing>
                 <wp:inline distT="0" distB="0" distL="0" distR="0">
@@ -1066,7 +1160,9 @@
             <w:tcW w:w="1716" w:type="dxa"/>
           </w:tcPr>
           <w:p>
-            <w:pPr/>
+            <w:pPr>
+              <w:spacing w:before="0" w:after="60" w:line="240" w:lineRule="auto"/>
+            </w:pPr>
             <w:r>
               <w:t xml:space="preserve">story</w:t>
             </w:r>
@@ -1077,7 +1173,9 @@
             <w:tcW w:w="5183" w:type="dxa"/>
           </w:tcPr>
           <w:p>
-            <w:pPr/>
+            <w:pPr>
+              <w:spacing w:before="0" w:after="60" w:line="240" w:lineRule="auto"/>
+            </w:pPr>
             <w:r>
               <w:t xml:space="preserve">it tells you what happened to someone</w:t>
             </w:r>
@@ -1085,10 +1183,14 @@
         </w:tc>
       </w:tr>
     </w:tbl>
-    <w:p/>
+    <w:p>
+      <w:pPr>
+        <w:spacing w:before="0" w:after="60" w:line="240" w:lineRule="auto"/>
+      </w:pPr>
+    </w:p>
     <w:sectPr>
       <w:pgSz w:w="11906" w:h="16838"/>
-      <w:pgMar w:top="1440" w:right="1440" w:bottom="1440" w:left="1440" w:header="720" w:footer="720" w:gutter="0"/>
+      <w:pgMar w:top="680" w:right="737" w:bottom="680" w:left="737" w:header="340" w:footer="340" w:gutter="0"/>
     </w:sectPr>
   </w:body>
 </w:document>
@@ -1417,7 +1519,7 @@
     </w:pPr>
     <w:rPr>
       <w:rFonts w:ascii="Consolas" w:hAnsi="Consolas" w:eastAsia="Consolas" w:cs="Consolas"/>
-      <w:sz w:val="20"/>
+      <w:sz w:val="22"/>
     </w:rPr>
   </w:style>
   <w:style w:type="character" w:styleId="CodeChar">
@@ -1453,7 +1555,7 @@
       <w:spacing w:line="240" w:lineRule="auto"/>
     </w:pPr>
     <w:rPr>
-      <w:sz w:val="20"/>
+      <w:sz w:val="22"/>
       <w:szCs w:val="20"/>
     </w:rPr>
   </w:style>
